--- a/Project Documents/721814 SOP/721814 SOP/Clinical Supplies/CRO_TP_CTS0014 Revision 2.docx
+++ b/Project Documents/721814 SOP/721814 SOP/Clinical Supplies/CRO_TP_CTS0014 Revision 2.docx
@@ -13127,41 +13127,6 @@
         <w:szCs w:val="24"/>
         <w:lang w:val="en-US"/>
       </w:rPr>
-      <w:drawing>
-        <wp:inline distT="0" distB="0" distL="0" distR="0" wp14:anchorId="358755AB" wp14:editId="23EE62E8">
-          <wp:extent cx="2314286" cy="666667"/>
-          <wp:effectExtent l="0" t="0" r="0" b="635"/>
-          <wp:docPr id="2" name="Picture 2"/>
-          <wp:cNvGraphicFramePr>
-            <a:graphicFrameLocks xmlns:a="http://schemas.openxmlformats.org/drawingml/2006/main" noChangeAspect="1"/>
-          </wp:cNvGraphicFramePr>
-          <a:graphic xmlns:a="http://schemas.openxmlformats.org/drawingml/2006/main">
-            <a:graphicData uri="http://schemas.openxmlformats.org/drawingml/2006/picture">
-              <pic:pic xmlns:pic="http://schemas.openxmlformats.org/drawingml/2006/picture">
-                <pic:nvPicPr>
-                  <pic:cNvPr id="1" name=""/>
-                  <pic:cNvPicPr/>
-                </pic:nvPicPr>
-                <pic:blipFill>
-                  <a:blip r:embed="rId1"/>
-                  <a:stretch>
-                    <a:fillRect/>
-                  </a:stretch>
-                </pic:blipFill>
-                <pic:spPr>
-                  <a:xfrm>
-                    <a:off x="0" y="0"/>
-                    <a:ext cx="2314286" cy="666667"/>
-                  </a:xfrm>
-                  <a:prstGeom prst="rect">
-                    <a:avLst/>
-                  </a:prstGeom>
-                </pic:spPr>
-              </pic:pic>
-            </a:graphicData>
-          </a:graphic>
-        </wp:inline>
-      </w:drawing>
     </w:r>
     <w:r>
       <w:rPr>
